--- a/zhs/docx/034.content.docx
+++ b/zhs/docx/034.content.docx
@@ -236,25 +236,7 @@
         <w:rPr>
           <w:lang w:val="zh_CN" w:bidi="zh_CN"/>
         </w:rPr>
-        <w:t>在一年中，</w:t>
-      </w:r>
-      <w:hyperlink r:id="rId13">
-        <w:r>
-          <w:rPr>
-            <w:lang w:val="zh_CN" w:bidi="zh_CN"/>
-          </w:rPr>
-          <w:rPr>
-            <w:color w:val="0000EE"/>
-            <w:u w:val="single"/>
-          </w:rPr>
-          <w:t>以色列人</w:t>
-        </w:r>
-      </w:hyperlink>
-      <w:r>
-        <w:rPr>
-          <w:lang w:val="zh_CN" w:bidi="zh_CN"/>
-        </w:rPr>
-        <w:t>有某些特定的时间应该禁食，但如果他们愿意的话，也可以在其它时间禁食。有时人们别无选择，因为没有食物而不得不禁食。</w:t>
+        <w:t>在一年中，以色列人有某些特定的时间应该禁食，但如果他们愿意的话，也可以在其它时间禁食。有时人们别无选择，因为没有食物而不得不禁食。</w:t>
       </w:r>
     </w:p>
     <w:p>
@@ -284,54 +266,36 @@
         </w:rPr>
         <w:t>有时人们禁食是因为他们想要</w:t>
       </w:r>
-      <w:hyperlink r:id="rId14">
-        <w:r>
-          <w:rPr>
-            <w:lang w:val="zh_CN" w:bidi="zh_CN"/>
-          </w:rPr>
-          <w:rPr>
-            <w:color w:val="0000EE"/>
-            <w:u w:val="single"/>
-          </w:rPr>
-          <w:t>悔改</w:t>
-        </w:r>
-      </w:hyperlink>
+      <w:r>
+        <w:rPr>
+          <w:lang w:val="zh_CN" w:bidi="zh_CN"/>
+        </w:rPr>
+        <w:t>悔改</w:t>
+      </w:r>
       <w:r>
         <w:rPr>
           <w:lang w:val="zh_CN" w:bidi="zh_CN"/>
         </w:rPr>
         <w:t>，或是为他们的</w:t>
       </w:r>
-      <w:hyperlink r:id="rId15">
-        <w:r>
-          <w:rPr>
-            <w:lang w:val="zh_CN" w:bidi="zh_CN"/>
-          </w:rPr>
-          <w:rPr>
-            <w:color w:val="0000EE"/>
-            <w:u w:val="single"/>
-          </w:rPr>
-          <w:t>罪</w:t>
-        </w:r>
-      </w:hyperlink>
+      <w:r>
+        <w:rPr>
+          <w:lang w:val="zh_CN" w:bidi="zh_CN"/>
+        </w:rPr>
+        <w:t>罪</w:t>
+      </w:r>
       <w:r>
         <w:rPr>
           <w:lang w:val="zh_CN" w:bidi="zh_CN"/>
         </w:rPr>
         <w:t>请求</w:t>
       </w:r>
-      <w:hyperlink r:id="rId16">
-        <w:r>
-          <w:rPr>
-            <w:lang w:val="zh_CN" w:bidi="zh_CN"/>
-          </w:rPr>
-          <w:rPr>
-            <w:color w:val="0000EE"/>
-            <w:u w:val="single"/>
-          </w:rPr>
-          <w:t>赦免</w:t>
-        </w:r>
-      </w:hyperlink>
+      <w:r>
+        <w:rPr>
+          <w:lang w:val="zh_CN" w:bidi="zh_CN"/>
+        </w:rPr>
+        <w:t>赦免</w:t>
+      </w:r>
       <w:r>
         <w:rPr>
           <w:lang w:val="zh_CN" w:bidi="zh_CN"/>
@@ -366,18 +330,12 @@
         </w:rPr>
         <w:t>有时候，人们以为只要他们禁食，神就会很喜悦他们，并赐给他们想要的东西，但他们却仍然在做罪恶的事！但神透过</w:t>
       </w:r>
-      <w:hyperlink r:id="rId17">
-        <w:r>
-          <w:rPr>
-            <w:lang w:val="zh_CN" w:bidi="zh_CN"/>
-          </w:rPr>
-          <w:rPr>
-            <w:color w:val="0000EE"/>
-            <w:u w:val="single"/>
-          </w:rPr>
-          <w:t>先知</w:t>
-        </w:r>
-      </w:hyperlink>
+      <w:r>
+        <w:rPr>
+          <w:lang w:val="zh_CN" w:bidi="zh_CN"/>
+        </w:rPr>
+        <w:t>先知</w:t>
+      </w:r>
       <w:r>
         <w:rPr>
           <w:lang w:val="zh_CN" w:bidi="zh_CN"/>
@@ -480,7 +438,7 @@
           <w:lang w:val="zh_CN" w:bidi="zh_CN"/>
         </w:rPr>
       </w:r>
-      <w:hyperlink r:id="rId18">
+      <w:hyperlink r:id="rId13">
         <w:r>
           <w:rPr>
             <w:lang w:val="zh_CN" w:bidi="zh_CN"/>

--- a/zhs/docx/034.content.docx
+++ b/zhs/docx/034.content.docx
@@ -384,77 +384,6 @@
           <w:lang w:val="zh_CN" w:bidi="zh_CN"/>
         </w:rPr>
         <w:t>在许多文化中，人们都知道禁食的习惯。当你翻译"禁食"这个词的时候，请注意在你的语言中，这个词的意思不是为了纪念某个特定的神而禁食，或是只用于某个特定宗教的禁食。还要注意，这个词不是只用于因某种特定原因而禁食。你可能需要使用不同的词语或短语来解释圣经中禁食的做法。</w:t>
-      </w:r>
-      <w:r>
-        <w:rPr>
-          <w:lang w:val="zh_CN" w:bidi="zh_CN"/>
-        </w:rPr>
-      </w:r>
-      <w:r>
-        <w:rPr>
-          <w:lang w:val="zh_CN" w:bidi="zh_CN"/>
-        </w:rPr>
-      </w:r>
-    </w:p>
-    <w:p>
-      <w:pPr/>
-      <w:r>
-        <w:rPr>
-          <w:lang w:val="zh_CN" w:bidi="zh_CN"/>
-        </w:rPr>
-      </w:r>
-    </w:p>
-    <w:p>
-      <w:pPr>
-        <w:pStyle w:val="Heading2"/>
-      </w:pPr>
-      <w:r>
-        <w:rPr>
-          <w:lang w:val="zh_CN" w:bidi="zh_CN"/>
-        </w:rPr>
-        <w:t>禁食</w:t>
-      </w:r>
-      <w:r>
-        <w:rPr>
-          <w:lang w:val="zh_CN" w:bidi="zh_CN"/>
-        </w:rPr>
-      </w:r>
-    </w:p>
-    <w:p>
-      <w:pPr>
-        <w:pStyle w:val="Heading4"/>
-      </w:pPr>
-      <w:r>
-        <w:rPr>
-          <w:lang w:val="zh_CN" w:bidi="zh_CN"/>
-        </w:rPr>
-        <w:t>Audio Content</w:t>
-      </w:r>
-    </w:p>
-    <w:p>
-      <w:pPr/>
-      <w:r>
-        <w:rPr>
-          <w:lang w:val="zh_CN" w:bidi="zh_CN"/>
-        </w:rPr>
-      </w:r>
-      <w:hyperlink r:id="rId13">
-        <w:r>
-          <w:rPr>
-            <w:lang w:val="zh_CN" w:bidi="zh_CN"/>
-          </w:rPr>
-          <w:rPr>
-            <w:color w:val="0000EE"/>
-            <w:u w:val="single"/>
-          </w:rPr>
-          <w:t>mp3 file</w:t>
-        </w:r>
-      </w:hyperlink>
-      <w:r>
-        <w:rPr>
-          <w:lang w:val="zh_CN" w:bidi="zh_CN"/>
-        </w:rPr>
-        <w:t xml:space="preserve"> (None KB)</w:t>
       </w:r>
       <w:r>
         <w:rPr>

--- a/zhs/docx/034.content.docx
+++ b/zhs/docx/034.content.docx
@@ -236,7 +236,25 @@
         <w:rPr>
           <w:lang w:val="zh_CN" w:bidi="zh_CN"/>
         </w:rPr>
-        <w:t>在一年中，以色列人有某些特定的时间应该禁食，但如果他们愿意的话，也可以在其它时间禁食。有时人们别无选择，因为没有食物而不得不禁食。</w:t>
+        <w:t>在一年中，</w:t>
+      </w:r>
+      <w:hyperlink r:id="rId13">
+        <w:r>
+          <w:rPr>
+            <w:lang w:val="zh_CN" w:bidi="zh_CN"/>
+          </w:rPr>
+          <w:rPr>
+            <w:color w:val="0000EE"/>
+            <w:u w:val="single"/>
+          </w:rPr>
+          <w:t>以色列人</w:t>
+        </w:r>
+      </w:hyperlink>
+      <w:r>
+        <w:rPr>
+          <w:lang w:val="zh_CN" w:bidi="zh_CN"/>
+        </w:rPr>
+        <w:t>有某些特定的时间应该禁食，但如果他们愿意的话，也可以在其它时间禁食。有时人们别无选择，因为没有食物而不得不禁食。</w:t>
       </w:r>
     </w:p>
     <w:p>
@@ -266,36 +284,54 @@
         </w:rPr>
         <w:t>有时人们禁食是因为他们想要</w:t>
       </w:r>
-      <w:r>
-        <w:rPr>
-          <w:lang w:val="zh_CN" w:bidi="zh_CN"/>
-        </w:rPr>
-        <w:t>悔改</w:t>
-      </w:r>
+      <w:hyperlink r:id="rId14">
+        <w:r>
+          <w:rPr>
+            <w:lang w:val="zh_CN" w:bidi="zh_CN"/>
+          </w:rPr>
+          <w:rPr>
+            <w:color w:val="0000EE"/>
+            <w:u w:val="single"/>
+          </w:rPr>
+          <w:t>悔改</w:t>
+        </w:r>
+      </w:hyperlink>
       <w:r>
         <w:rPr>
           <w:lang w:val="zh_CN" w:bidi="zh_CN"/>
         </w:rPr>
         <w:t>，或是为他们的</w:t>
       </w:r>
-      <w:r>
-        <w:rPr>
-          <w:lang w:val="zh_CN" w:bidi="zh_CN"/>
-        </w:rPr>
-        <w:t>罪</w:t>
-      </w:r>
+      <w:hyperlink r:id="rId15">
+        <w:r>
+          <w:rPr>
+            <w:lang w:val="zh_CN" w:bidi="zh_CN"/>
+          </w:rPr>
+          <w:rPr>
+            <w:color w:val="0000EE"/>
+            <w:u w:val="single"/>
+          </w:rPr>
+          <w:t>罪</w:t>
+        </w:r>
+      </w:hyperlink>
       <w:r>
         <w:rPr>
           <w:lang w:val="zh_CN" w:bidi="zh_CN"/>
         </w:rPr>
         <w:t>请求</w:t>
       </w:r>
-      <w:r>
-        <w:rPr>
-          <w:lang w:val="zh_CN" w:bidi="zh_CN"/>
-        </w:rPr>
-        <w:t>赦免</w:t>
-      </w:r>
+      <w:hyperlink r:id="rId16">
+        <w:r>
+          <w:rPr>
+            <w:lang w:val="zh_CN" w:bidi="zh_CN"/>
+          </w:rPr>
+          <w:rPr>
+            <w:color w:val="0000EE"/>
+            <w:u w:val="single"/>
+          </w:rPr>
+          <w:t>赦免</w:t>
+        </w:r>
+      </w:hyperlink>
       <w:r>
         <w:rPr>
           <w:lang w:val="zh_CN" w:bidi="zh_CN"/>
@@ -330,12 +366,18 @@
         </w:rPr>
         <w:t>有时候，人们以为只要他们禁食，神就会很喜悦他们，并赐给他们想要的东西，但他们却仍然在做罪恶的事！但神透过</w:t>
       </w:r>
-      <w:r>
-        <w:rPr>
-          <w:lang w:val="zh_CN" w:bidi="zh_CN"/>
-        </w:rPr>
-        <w:t>先知</w:t>
-      </w:r>
+      <w:hyperlink r:id="rId17">
+        <w:r>
+          <w:rPr>
+            <w:lang w:val="zh_CN" w:bidi="zh_CN"/>
+          </w:rPr>
+          <w:rPr>
+            <w:color w:val="0000EE"/>
+            <w:u w:val="single"/>
+          </w:rPr>
+          <w:t>先知</w:t>
+        </w:r>
+      </w:hyperlink>
       <w:r>
         <w:rPr>
           <w:lang w:val="zh_CN" w:bidi="zh_CN"/>
